--- a/kp/formacar-film/probnik/КП_AI_в_кадре_пробная_минута_Formacar.docx
+++ b/kp/formacar-film/probnik/КП_AI_в_кадре_пробная_минута_Formacar.docx
@@ -738,37 +738,6 @@
         </w:tc>
       </w:tr>
     </w:tbl>
-    <w:p>
-      <w:pPr>
-        <w:spacing w:before="160" w:after="160" w:line="300" w:lineRule="auto"/>
-        <w:keepNext/>
-      </w:pPr>
-      <w:r>
-        <w:rPr>
-          <w:rFonts w:ascii="Arial" w:hAnsi="Arial" w:cs="Arial" w:eastAsia="Arial"/>
-          <w:b/>
-          <w:i w:val="0"/>
-          <w:color w:val="0E8F7D"/>
-          <w:sz w:val="24"/>
-        </w:rPr>
-        <w:t>Зачем пробная минута</w:t>
-      </w:r>
-    </w:p>
-    <w:p>
-      <w:pPr>
-        <w:spacing w:before="0" w:after="120" w:line="300" w:lineRule="auto"/>
-      </w:pPr>
-      <w:r>
-        <w:rPr>
-          <w:rFonts w:ascii="Arial" w:hAnsi="Arial" w:cs="Arial" w:eastAsia="Arial"/>
-          <w:b w:val="0"/>
-          <w:i w:val="0"/>
-          <w:color w:val="333333"/>
-          <w:sz w:val="22"/>
-        </w:rPr>
-        <w:t>На пробнике утверждаем героев, автомобили, стиль и голоса. Вы видите качество на своём сюжете, а мы закладываем всё это в серии — дальше герои и машины одинаковые из серии в серию.</w:t>
-      </w:r>
-    </w:p>
     <w:p>
       <w:pPr>
         <w:spacing w:before="400" w:after="200" w:line="264" w:lineRule="auto"/>

--- a/kp/formacar-film/probnik/КП_AI_в_кадре_пробная_минута_Formacar.docx
+++ b/kp/formacar-film/probnik/КП_AI_в_кадре_пробная_минута_Formacar.docx
@@ -857,6 +857,210 @@
         <w:t>Правки и сдача финальной минуты.</w:t>
       </w:r>
     </w:p>
+    <w:p>
+      <w:pPr>
+        <w:spacing w:before="400" w:after="200" w:line="264" w:lineRule="auto"/>
+        <w:pBdr>
+          <w:bottom w:val="single" w:sz="12" w:space="4" w:color="0E8F7D"/>
+        </w:pBdr>
+        <w:keepNext/>
+      </w:pPr>
+      <w:r>
+        <w:rPr>
+          <w:rFonts w:ascii="Arial" w:hAnsi="Arial" w:cs="Arial" w:eastAsia="Arial"/>
+          <w:b/>
+          <w:i w:val="0"/>
+          <w:color w:val="0E8F7D"/>
+          <w:sz w:val="36"/>
+        </w:rPr>
+        <w:t>НАШИ СОЦСЕТИ: ПРО ТРЕНДЫ, А НЕ ПРО КАЧЕСТВО</w:t>
+      </w:r>
+    </w:p>
+    <w:p>
+      <w:pPr>
+        <w:spacing w:before="0" w:after="120" w:line="300" w:lineRule="auto"/>
+      </w:pPr>
+      <w:r>
+        <w:rPr>
+          <w:rFonts w:ascii="Arial" w:hAnsi="Arial" w:cs="Arial" w:eastAsia="Arial"/>
+          <w:b w:val="0"/>
+          <w:i w:val="0"/>
+          <w:color w:val="101010"/>
+          <w:sz w:val="22"/>
+        </w:rPr>
+        <w:t>Важное уточнение: ролики в наших соцсетях — не показатель качества нашей работы с видео. Это короткий развлекательный контент, который мы делаем быстро и под тренды.</w:t>
+      </w:r>
+    </w:p>
+    <w:p>
+      <w:pPr>
+        <w:spacing w:before="0" w:after="120" w:line="300" w:lineRule="auto"/>
+      </w:pPr>
+      <w:r>
+        <w:rPr>
+          <w:rFonts w:ascii="Arial" w:hAnsi="Arial" w:cs="Arial" w:eastAsia="Arial"/>
+          <w:b w:val="0"/>
+          <w:i w:val="0"/>
+          <w:color w:val="101010"/>
+          <w:sz w:val="22"/>
+        </w:rPr>
+        <w:t>Он показывает другое: насколько хорошо мы чувствуем тренды и понимаем, что цепляет зрителя. Именно поэтому на таких простых роликах мы набираем миллионы просмотров. Это же понимание мы вкладываем в ваши серии — вместе с кино-качеством картинки.</w:t>
+      </w:r>
+    </w:p>
+    <w:tbl>
+      <w:tblPr>
+        <w:tblW w:type="auto" w:w="0"/>
+        <w:jc w:val="left"/>
+        <w:tblLayout w:type="fixed"/>
+        <w:tblLook w:firstColumn="1" w:firstRow="1" w:lastColumn="0" w:lastRow="0" w:noHBand="0" w:noVBand="1" w:val="04A0"/>
+        <w:tblLayout w:type="fixed"/>
+      </w:tblPr>
+      <w:tblGrid>
+        <w:gridCol w:w="2041"/>
+        <w:gridCol w:w="7313"/>
+      </w:tblGrid>
+      <w:tr>
+        <w:trPr>
+          <w:cantSplit/>
+        </w:trPr>
+        <w:tc>
+          <w:tcPr>
+            <w:tcW w:type="dxa" w:w="2041"/>
+            <w:shd w:val="clear" w:color="auto" w:fill="E6F7F5"/>
+            <w:tcBorders>
+              <w:top w:val="single" w:sz="4" w:space="0" w:color="E2E8E6"/>
+              <w:left w:val="single" w:sz="4" w:space="0" w:color="E2E8E6"/>
+              <w:bottom w:val="single" w:sz="4" w:space="0" w:color="E2E8E6"/>
+              <w:right w:val="single" w:sz="4" w:space="0" w:color="E2E8E6"/>
+            </w:tcBorders>
+            <w:tcMar>
+              <w:top w:w="100" w:type="dxa"/>
+              <w:left w:w="140" w:type="dxa"/>
+              <w:bottom w:w="100" w:type="dxa"/>
+              <w:right w:w="140" w:type="dxa"/>
+            </w:tcMar>
+          </w:tcPr>
+          <w:p>
+            <w:pPr>
+              <w:spacing w:before="60" w:after="60" w:line="288" w:lineRule="auto"/>
+            </w:pPr>
+            <w:r>
+              <w:rPr>
+                <w:rFonts w:ascii="Arial" w:hAnsi="Arial" w:cs="Arial" w:eastAsia="Arial"/>
+                <w:b/>
+                <w:i w:val="0"/>
+                <w:color w:val="0E8F7D"/>
+                <w:sz w:val="21"/>
+              </w:rPr>
+              <w:t>Instagram</w:t>
+            </w:r>
+          </w:p>
+        </w:tc>
+        <w:tc>
+          <w:tcPr>
+            <w:tcW w:type="dxa" w:w="7313"/>
+            <w:shd w:val="clear" w:color="auto" w:fill="E6F7F5"/>
+            <w:tcBorders>
+              <w:top w:val="single" w:sz="4" w:space="0" w:color="E2E8E6"/>
+              <w:left w:val="single" w:sz="4" w:space="0" w:color="E2E8E6"/>
+              <w:bottom w:val="single" w:sz="4" w:space="0" w:color="E2E8E6"/>
+              <w:right w:val="single" w:sz="4" w:space="0" w:color="E2E8E6"/>
+            </w:tcBorders>
+            <w:tcMar>
+              <w:top w:w="100" w:type="dxa"/>
+              <w:left w:w="140" w:type="dxa"/>
+              <w:bottom w:w="100" w:type="dxa"/>
+              <w:right w:w="140" w:type="dxa"/>
+            </w:tcMar>
+          </w:tcPr>
+          <w:p>
+            <w:pPr>
+              <w:spacing w:before="60" w:after="60" w:line="288" w:lineRule="auto"/>
+            </w:pPr>
+            <w:r>
+              <w:rPr>
+                <w:rFonts w:ascii="Arial" w:hAnsi="Arial" w:cs="Arial" w:eastAsia="Arial"/>
+                <w:b w:val="0"/>
+                <w:i w:val="0"/>
+                <w:color w:val="333333"/>
+                <w:sz w:val="21"/>
+              </w:rPr>
+              <w:t>https://www.instagram.com/aivkadre</w:t>
+            </w:r>
+          </w:p>
+        </w:tc>
+      </w:tr>
+      <w:tr>
+        <w:trPr>
+          <w:cantSplit/>
+        </w:trPr>
+        <w:tc>
+          <w:tcPr>
+            <w:tcW w:type="dxa" w:w="2041"/>
+            <w:shd w:val="clear" w:color="auto" w:fill="FFFFFF"/>
+            <w:tcBorders>
+              <w:top w:val="single" w:sz="4" w:space="0" w:color="E2E8E6"/>
+              <w:left w:val="single" w:sz="4" w:space="0" w:color="E2E8E6"/>
+              <w:bottom w:val="single" w:sz="4" w:space="0" w:color="E2E8E6"/>
+              <w:right w:val="single" w:sz="4" w:space="0" w:color="E2E8E6"/>
+            </w:tcBorders>
+            <w:tcMar>
+              <w:top w:w="100" w:type="dxa"/>
+              <w:left w:w="140" w:type="dxa"/>
+              <w:bottom w:w="100" w:type="dxa"/>
+              <w:right w:w="140" w:type="dxa"/>
+            </w:tcMar>
+          </w:tcPr>
+          <w:p>
+            <w:pPr>
+              <w:spacing w:before="60" w:after="60" w:line="288" w:lineRule="auto"/>
+            </w:pPr>
+            <w:r>
+              <w:rPr>
+                <w:rFonts w:ascii="Arial" w:hAnsi="Arial" w:cs="Arial" w:eastAsia="Arial"/>
+                <w:b/>
+                <w:i w:val="0"/>
+                <w:color w:val="0E8F7D"/>
+                <w:sz w:val="21"/>
+              </w:rPr>
+              <w:t>YouTube</w:t>
+            </w:r>
+          </w:p>
+        </w:tc>
+        <w:tc>
+          <w:tcPr>
+            <w:tcW w:type="dxa" w:w="7313"/>
+            <w:shd w:val="clear" w:color="auto" w:fill="FFFFFF"/>
+            <w:tcBorders>
+              <w:top w:val="single" w:sz="4" w:space="0" w:color="E2E8E6"/>
+              <w:left w:val="single" w:sz="4" w:space="0" w:color="E2E8E6"/>
+              <w:bottom w:val="single" w:sz="4" w:space="0" w:color="E2E8E6"/>
+              <w:right w:val="single" w:sz="4" w:space="0" w:color="E2E8E6"/>
+            </w:tcBorders>
+            <w:tcMar>
+              <w:top w:w="100" w:type="dxa"/>
+              <w:left w:w="140" w:type="dxa"/>
+              <w:bottom w:w="100" w:type="dxa"/>
+              <w:right w:w="140" w:type="dxa"/>
+            </w:tcMar>
+          </w:tcPr>
+          <w:p>
+            <w:pPr>
+              <w:spacing w:before="60" w:after="60" w:line="288" w:lineRule="auto"/>
+            </w:pPr>
+            <w:r>
+              <w:rPr>
+                <w:rFonts w:ascii="Arial" w:hAnsi="Arial" w:cs="Arial" w:eastAsia="Arial"/>
+                <w:b w:val="0"/>
+                <w:i w:val="0"/>
+                <w:color w:val="333333"/>
+                <w:sz w:val="21"/>
+              </w:rPr>
+              <w:t>https://www.youtube.com/@aivkadre</w:t>
+            </w:r>
+          </w:p>
+        </w:tc>
+      </w:tr>
+    </w:tbl>
     <w:p>
       <w:pPr>
         <w:spacing w:after="0"/>
